--- a/revision2/DWT_Response_to_Reviewers_R2.docx
+++ b/revision2/DWT_Response_to_Reviewers_R2.docx
@@ -79,7 +79,7 @@
           <w:b w:val="0"/>
           <w:i w:val="0"/>
         </w:rPr>
-        <w:t>One point is worth stating at the outset. No model, parameter, assumption or numerical result has been altered in Revision 2, and the two new figures plot values that were already in the manuscript's own tables. Every table and every figure carried over from Revision 1 remains reproducible from the deposited code at release tag v2.3.0; the two new figures are produced by a separate plotting script that reads those same tables, supplied with this submission for deposit alongside the model code, and the Data Availability statement now says so.</w:t>
+        <w:t>One point is worth stating at the outset. No model, parameter, assumption or numerical result has been altered in Revision 2, and the two new figures plot values that were already in the manuscript's own tables. Every table and every figure carried over from Revision 1 remains reproducible from the deposited code at release tag v2.3.0; the two new figures are produced by a separate plotting script that reads those same tables, supplied with this submission for deposit alongside the model code, and the Data Availability statement now says so. The two Discussion subsections added after that review are proposals for future work: they introduce no calculation and change no reported value.</w:t>
       </w:r>
     </w:p>
     <w:p>
@@ -111,7 +111,7 @@
         <w:ind w:left="648"/>
       </w:pPr>
       <w:r>
-        <w:t>ILEDBV_Manuscript_Revised_v5.docx — the revised manuscript, with the figures embedded.</w:t>
+        <w:t>ILEDBV_Manuscript_Revised_v6.docx — the revised manuscript, with the figures embedded.</w:t>
       </w:r>
     </w:p>
     <w:p>
@@ -121,7 +121,7 @@
         <w:ind w:left="648"/>
       </w:pPr>
       <w:r>
-        <w:t>ILEDBV_Manuscript_Revised_v5_marked.docx — the same manuscript with every paragraph changed in this revision highlighted.</w:t>
+        <w:t>ILEDBV_Manuscript_Revised_v6_marked.docx — the same manuscript with every paragraph changed in this revision highlighted.</w:t>
       </w:r>
     </w:p>
     <w:p>
@@ -304,7 +304,20 @@
         <w:ind w:left="648"/>
       </w:pPr>
       <w:r>
-        <w:t>Sections 5.5 and 5.6 are extended, in response to Reviewer 3's comments on the membrane stage and on product quality, to state that the concentrator is bounded thermodynamically rather than designed hydraulically, and to specify the element-level and product-characterization measurements that would settle both questions. No new claim is made; the scope limits are stated in the manuscript rather than only in correspondence.</w:t>
+        <w:t>Sections 5.6 and 5.7 are extended, in response to Reviewer 3's comments on the membrane stage and on product quality, to state that the concentrator is bounded thermodynamically rather than designed hydraulically, and to specify the element-level and product-characterization measurements that would settle both questions. No new claim is made; the scope limits are stated in the manuscript rather than only in correspondence.</w:t>
+      </w:r>
+    </w:p>
+    <w:p>
+      <w:pPr>
+        <w:pStyle w:val="ListBullet"/>
+        <w:spacing w:after="60"/>
+        <w:ind w:left="648"/>
+      </w:pPr>
+      <w:r>
+        <w:rPr>
+          <w:b w:val="0"/>
+        </w:rPr>
+        <w:t>Two forward-looking subsections are added to the Discussion. These answer editorial guidance rather than a reviewer comment, and neither affects a result. Section 5.3 now considers crosslinked graphene oxide and MXene laminate membranes as a possible alternative to the crystallization stage, and a new Section 5.5 sets out brine-derived magnesium as a precursor for metallothermic silicon production. Both are stated as research directions; both are excluded from the mass, energy, carbon and economic balances, and the corresponding qualifications are recorded in the Limitations and in Proposed validation. Ten references supporting them are added as [27] to [36]. The former Sections 5.5 and 5.6 are accordingly renumbered 5.6 and 5.7.</w:t>
       </w:r>
     </w:p>
     <w:p>
@@ -1324,7 +1337,7 @@
         <w:t xml:space="preserve">Change in the manuscript. </w:t>
       </w:r>
       <w:r>
-        <w:t>Eq. (5); Sections 3, 4.5 and 5.5.</w:t>
+        <w:t>Eq. (5); Sections 3, 4.5 and 5.6.</w:t>
       </w:r>
     </w:p>
     <w:p>
@@ -1371,7 +1384,7 @@
         <w:t xml:space="preserve">Change in the manuscript. </w:t>
       </w:r>
       <w:r>
-        <w:t>Section 5.5.</w:t>
+        <w:t>Section 5.6.</w:t>
       </w:r>
     </w:p>
     <w:p>
@@ -1698,7 +1711,7 @@
         <w:t xml:space="preserve">Response. </w:t>
       </w:r>
       <w:r>
-        <w:t>Stated where the figure first appears rather than only in the limitations: Section 2.5 now says that the configuration is described as ZLD-capable only in the sense that it contains no designed liquid discharge stream, that the residual liquid fraction is modeled and not validated, and that leakage, blowdown and operational upsets would raise it. No claim of achieved zero liquid discharge is made anywhere in the paper. Section 5.6 proposes three bench-scale measurements that would test the three consistency tests independently.</w:t>
+        <w:t>Stated where the figure first appears rather than only in the limitations: Section 2.5 now says that the configuration is described as ZLD-capable only in the sense that it contains no designed liquid discharge stream, that the residual liquid fraction is modeled and not validated, and that leakage, blowdown and operational upsets would raise it. No claim of achieved zero liquid discharge is made anywhere in the paper. Section 5.7 proposes three bench-scale measurements that would test the three consistency tests independently.</w:t>
       </w:r>
     </w:p>
     <w:p>
@@ -1713,7 +1726,7 @@
         <w:t xml:space="preserve">Change in the manuscript. </w:t>
       </w:r>
       <w:r>
-        <w:t>Sections 2.5, 5.5 and 5.6.</w:t>
+        <w:t>Sections 2.5, 5.6 and 5.7.</w:t>
       </w:r>
     </w:p>
     <w:p>
@@ -1954,7 +1967,7 @@
         <w:ind w:left="403"/>
       </w:pPr>
       <w:r>
-        <w:t>In Revision 2 that limit is stated in the manuscript as well as here. Section 5.5 now records that no element is selected and no design flux, operating pressure or recovery schedule is specified, that the analysis therefore bounds what the stage must consume without establishing that an element can deliver the modeled separation at a practical flux, and that fouling and scaling at this salinity are not represented. Section 5.6 specifies the measurements that would settle it: water flux, ion-specific rejection, the operating pressure required, the recovery achievable and the sensitivity of each to concentration polarization, scaling and fouling.</w:t>
+        <w:t>In Revision 2 that limit is stated in the manuscript as well as here. Section 5.6 now records that no element is selected and no design flux, operating pressure or recovery schedule is specified, that the analysis therefore bounds what the stage must consume without establishing that an element can deliver the modeled separation at a practical flux, and that fouling and scaling at this salinity are not represented. Section 5.7 specifies the measurements that would settle it: water flux, ion-specific rejection, the operating pressure required, the recovery achievable and the sensitivity of each to concentration polarization, scaling and fouling.</w:t>
       </w:r>
     </w:p>
     <w:p>
@@ -1969,7 +1982,7 @@
         <w:t xml:space="preserve">Change in the manuscript. </w:t>
       </w:r>
       <w:r>
-        <w:t>Sections 2.4, 4.5, 5.5 and 5.6.</w:t>
+        <w:t>Sections 2.4, 4.5, 5.6 and 5.7.</w:t>
       </w:r>
     </w:p>
     <w:p>
@@ -2016,7 +2029,7 @@
         <w:t xml:space="preserve">Change in the manuscript. </w:t>
       </w:r>
       <w:r>
-        <w:t>Table 4; Sections 4.3 and 5.5.</w:t>
+        <w:t>Table 4; Sections 4.3 and 5.6.</w:t>
       </w:r>
     </w:p>
     <w:p>
@@ -2095,7 +2108,7 @@
         <w:t xml:space="preserve">Response. </w:t>
       </w:r>
       <w:r>
-        <w:t>Discussed in Sections 4.3 and 5.5 with reference to work quantifying how the sodium chloride background affects yield, purity, particle morphology and carbonate polymorph, and to product-quality-directed studies that have produced specification-grade solids from seawater and brine feeds.</w:t>
+        <w:t>Discussed in Sections 4.3 and 5.6 with reference to work quantifying how the sodium chloride background affects yield, purity, particle morphology and carbonate polymorph, and to product-quality-directed studies that have produced specification-grade solids from seawater and brine feeds.</w:t>
       </w:r>
     </w:p>
     <w:p>
@@ -2110,7 +2123,7 @@
         <w:t xml:space="preserve">Change in the manuscript. </w:t>
       </w:r>
       <w:r>
-        <w:t>Sections 4.3 and 5.5; references [9] and [17].</w:t>
+        <w:t>Sections 4.3 and 5.6; references [9] and [17].</w:t>
       </w:r>
     </w:p>
     <w:p>
@@ -2150,7 +2163,7 @@
         <w:ind w:left="403"/>
       </w:pPr>
       <w:r>
-        <w:t>Revision 2 adds the corresponding experimental requirement to Section 5.6: the recovered solids should be characterized for purity, moisture, particle size and brightness and judged against a stated industrial specification, so that the sellable fractions assumed here are replaced by demonstrated grades. Measured values from all three proposed measurements would then replace the assumed parameters in the deposited model, which would report whether a practically achievable configuration still satisfies the three consistency tests.</w:t>
+        <w:t>Revision 2 adds the corresponding experimental requirement to Section 5.7: the recovered solids should be characterized for purity, moisture, particle size and brightness and judged against a stated industrial specification, so that the sellable fractions assumed here are replaced by demonstrated grades. Measured values from all three proposed measurements would then replace the assumed parameters in the deposited model, which would report whether a practically achievable configuration still satisfies the three consistency tests.</w:t>
       </w:r>
     </w:p>
     <w:p>
@@ -2165,7 +2178,7 @@
         <w:t xml:space="preserve">Change in the manuscript. </w:t>
       </w:r>
       <w:r>
-        <w:t>Sections 4.3, 4.9 and 5.6; Tables 7 and 8.</w:t>
+        <w:t>Sections 4.3, 4.9 and 5.7; Tables 7 and 8.</w:t>
       </w:r>
     </w:p>
     <w:p>

--- a/revision2/DWT_Response_to_Reviewers_R2.docx
+++ b/revision2/DWT_Response_to_Reviewers_R2.docx
@@ -49,7 +49,7 @@
           <w:b w:val="0"/>
           <w:i w:val="0"/>
         </w:rPr>
-        <w:t>2 October 2026</w:t>
+        <w:t>3 October 2026</w:t>
       </w:r>
     </w:p>
     <w:p>
@@ -318,6 +318,19 @@
           <w:b w:val="0"/>
         </w:rPr>
         <w:t>Two forward-looking subsections are added to the Discussion. These answer editorial guidance rather than a reviewer comment, and neither affects a result. Section 5.3 now considers crosslinked graphene oxide and MXene laminate membranes as a possible alternative to the crystallization stage, and a new Section 5.5 sets out brine-derived magnesium as a precursor for metallothermic silicon production. Both are stated as research directions; both are excluded from the mass, energy, carbon and economic balances, and the corresponding qualifications are recorded in the Limitations and in Proposed validation. Ten references supporting them are added as [27] to [36]. The former Sections 5.5 and 5.6 are accordingly renumbered 5.6 and 5.7.</w:t>
+      </w:r>
+    </w:p>
+    <w:p>
+      <w:pPr>
+        <w:pStyle w:val="ListBullet"/>
+        <w:spacing w:after="60"/>
+        <w:ind w:left="648"/>
+      </w:pPr>
+      <w:r>
+        <w:rPr>
+          <w:b w:val="0"/>
+        </w:rPr>
+        <w:t>A final editorial pass makes four corrections, none of which changes a result. Section 5.3 now describes the laminate membranes as potential components of alternative brine-concentration and crystallization systems, and states that membrane separation and complete crystallization are not interchangeable. The electricity-price crossings of Section 4.12 and the Conclusions are labelled modeled thresholds under the stated cost assumptions rather than demonstrated commercial break-even prices, since the capital cost of the electrochemical unit and its coproduct handling lie outside the boundary. The generative-AI declaration is rewritten to state what the tool did and what was verified, and by what. Data availability now names the plotting script for Figures 2 and 7 and the release that contains it, because that script was added after v2.3.0, which remains the tag cited for the model code.</w:t>
       </w:r>
     </w:p>
     <w:p>
